--- a/docs/chronique-des-versions.docx
+++ b/docs/chronique-des-versions.docx
@@ -219,7 +219,7 @@
               <w:rPr>
                 <w:sz w:val="19"/>
               </w:rPr>
-              <w:t>V1, V2, V3, V3.1, V5, V6</w:t>
+              <w:t>V1, V2, V3, V3.1, V5, V6, V7</w:t>
             </w:r>
           </w:p>
         </w:tc>
@@ -1558,7 +1558,462 @@
           <w:b w:val="0"/>
           <w:i w:val="0"/>
         </w:rPr>
-        <w:t>Comptes participants · 1er et 2 septembre 2026 · livraison #22</w:t>
+        <w:t>V7 · 1er au 21 septembre 2026 · livraisons #22 à #27</w:t>
+      </w:r>
+    </w:p>
+    <w:p>
+      <w:pPr>
+        <w:pStyle w:val="Heading2"/>
+      </w:pPr>
+      <w:r>
+        <w:rPr>
+          <w:b w:val="0"/>
+          <w:i w:val="0"/>
+          <w:color w:val="2C7A52"/>
+        </w:rPr>
+        <w:t>V7 — Comptes, confidentialité, mise en service</w:t>
+      </w:r>
+    </w:p>
+    <w:p>
+      <w:r>
+        <w:rPr>
+          <w:b w:val="0"/>
+          <w:i w:val="0"/>
+        </w:rPr>
+        <w:t>Tout ce qui suit la V6 relève de la V7 : une même étape de maturité, livrée en six temps. Elle donne un compte à chaque participant, ferme un accès aux dossiers d'autrui, met le produit en service sur le domaine de l'association, puis allège l'arrivée d'un nouveau venu.</w:t>
+      </w:r>
+    </w:p>
+    <w:tbl>
+      <w:tblPr>
+        <w:tblStyle w:val="TableGrid"/>
+        <w:tblW w:type="auto" w:w="0"/>
+        <w:tblLook w:firstColumn="1" w:firstRow="1" w:lastColumn="0" w:lastRow="0" w:noHBand="0" w:noVBand="1" w:val="04A0"/>
+      </w:tblPr>
+      <w:tblGrid>
+        <w:gridCol w:w="2160"/>
+        <w:gridCol w:w="2160"/>
+        <w:gridCol w:w="2160"/>
+        <w:gridCol w:w="2160"/>
+      </w:tblGrid>
+      <w:tr>
+        <w:tc>
+          <w:tcPr>
+            <w:tcW w:type="dxa" w:w="2160"/>
+          </w:tcPr>
+          <w:p>
+            <w:r/>
+            <w:r>
+              <w:rPr>
+                <w:b/>
+                <w:sz w:val="19"/>
+              </w:rPr>
+              <w:t>Sous-partie</w:t>
+            </w:r>
+          </w:p>
+        </w:tc>
+        <w:tc>
+          <w:tcPr>
+            <w:tcW w:type="dxa" w:w="2160"/>
+          </w:tcPr>
+          <w:p>
+            <w:r/>
+            <w:r>
+              <w:rPr>
+                <w:b/>
+                <w:sz w:val="19"/>
+              </w:rPr>
+              <w:t>Objet</w:t>
+            </w:r>
+          </w:p>
+        </w:tc>
+        <w:tc>
+          <w:tcPr>
+            <w:tcW w:type="dxa" w:w="2160"/>
+          </w:tcPr>
+          <w:p>
+            <w:r/>
+            <w:r>
+              <w:rPr>
+                <w:b/>
+                <w:sz w:val="19"/>
+              </w:rPr>
+              <w:t>Date</w:t>
+            </w:r>
+          </w:p>
+        </w:tc>
+        <w:tc>
+          <w:tcPr>
+            <w:tcW w:type="dxa" w:w="2160"/>
+          </w:tcPr>
+          <w:p>
+            <w:r/>
+            <w:r>
+              <w:rPr>
+                <w:b/>
+                <w:sz w:val="19"/>
+              </w:rPr>
+              <w:t>Fiches</w:t>
+            </w:r>
+          </w:p>
+        </w:tc>
+      </w:tr>
+      <w:tr>
+        <w:tc>
+          <w:tcPr>
+            <w:tcW w:type="dxa" w:w="2160"/>
+          </w:tcPr>
+          <w:p>
+            <w:r/>
+            <w:r>
+              <w:rPr>
+                <w:sz w:val="19"/>
+              </w:rPr>
+              <w:t>V7.1</w:t>
+            </w:r>
+          </w:p>
+        </w:tc>
+        <w:tc>
+          <w:tcPr>
+            <w:tcW w:type="dxa" w:w="2160"/>
+          </w:tcPr>
+          <w:p>
+            <w:r/>
+            <w:r>
+              <w:rPr>
+                <w:sz w:val="19"/>
+              </w:rPr>
+              <w:t>Un compte pour chaque participant</w:t>
+            </w:r>
+          </w:p>
+        </w:tc>
+        <w:tc>
+          <w:tcPr>
+            <w:tcW w:type="dxa" w:w="2160"/>
+          </w:tcPr>
+          <w:p>
+            <w:r/>
+            <w:r>
+              <w:rPr>
+                <w:sz w:val="19"/>
+              </w:rPr>
+              <w:t>1er et 2 septembre</w:t>
+            </w:r>
+          </w:p>
+        </w:tc>
+        <w:tc>
+          <w:tcPr>
+            <w:tcW w:type="dxa" w:w="2160"/>
+          </w:tcPr>
+          <w:p>
+            <w:r/>
+            <w:r>
+              <w:rPr>
+                <w:sz w:val="19"/>
+              </w:rPr>
+              <w:t>V7-01 à V7-07</w:t>
+            </w:r>
+          </w:p>
+        </w:tc>
+      </w:tr>
+      <w:tr>
+        <w:tc>
+          <w:tcPr>
+            <w:tcW w:type="dxa" w:w="2160"/>
+          </w:tcPr>
+          <w:p>
+            <w:r/>
+            <w:r>
+              <w:rPr>
+                <w:sz w:val="19"/>
+              </w:rPr>
+              <w:t>V7.2</w:t>
+            </w:r>
+          </w:p>
+        </w:tc>
+        <w:tc>
+          <w:tcPr>
+            <w:tcW w:type="dxa" w:w="2160"/>
+          </w:tcPr>
+          <w:p>
+            <w:r/>
+            <w:r>
+              <w:rPr>
+                <w:sz w:val="19"/>
+              </w:rPr>
+              <w:t>Continuité de service</w:t>
+            </w:r>
+          </w:p>
+        </w:tc>
+        <w:tc>
+          <w:tcPr>
+            <w:tcW w:type="dxa" w:w="2160"/>
+          </w:tcPr>
+          <w:p>
+            <w:r/>
+            <w:r>
+              <w:rPr>
+                <w:sz w:val="19"/>
+              </w:rPr>
+              <w:t>2 septembre</w:t>
+            </w:r>
+          </w:p>
+        </w:tc>
+        <w:tc>
+          <w:tcPr>
+            <w:tcW w:type="dxa" w:w="2160"/>
+          </w:tcPr>
+          <w:p>
+            <w:r/>
+            <w:r>
+              <w:rPr>
+                <w:sz w:val="19"/>
+              </w:rPr>
+              <w:t>V7-08 et V7-09</w:t>
+            </w:r>
+          </w:p>
+        </w:tc>
+      </w:tr>
+      <w:tr>
+        <w:tc>
+          <w:tcPr>
+            <w:tcW w:type="dxa" w:w="2160"/>
+          </w:tcPr>
+          <w:p>
+            <w:r/>
+            <w:r>
+              <w:rPr>
+                <w:sz w:val="19"/>
+              </w:rPr>
+              <w:t>V7.3</w:t>
+            </w:r>
+          </w:p>
+        </w:tc>
+        <w:tc>
+          <w:tcPr>
+            <w:tcW w:type="dxa" w:w="2160"/>
+          </w:tcPr>
+          <w:p>
+            <w:r/>
+            <w:r>
+              <w:rPr>
+                <w:sz w:val="19"/>
+              </w:rPr>
+              <w:t>Fermeture d'un accès aux dossiers d'autrui</w:t>
+            </w:r>
+          </w:p>
+        </w:tc>
+        <w:tc>
+          <w:tcPr>
+            <w:tcW w:type="dxa" w:w="2160"/>
+          </w:tcPr>
+          <w:p>
+            <w:r/>
+            <w:r>
+              <w:rPr>
+                <w:sz w:val="19"/>
+              </w:rPr>
+              <w:t>3 septembre</w:t>
+            </w:r>
+          </w:p>
+        </w:tc>
+        <w:tc>
+          <w:tcPr>
+            <w:tcW w:type="dxa" w:w="2160"/>
+          </w:tcPr>
+          <w:p>
+            <w:r/>
+            <w:r>
+              <w:rPr>
+                <w:sz w:val="19"/>
+              </w:rPr>
+              <w:t>V7-10 à V7-12</w:t>
+            </w:r>
+          </w:p>
+        </w:tc>
+      </w:tr>
+      <w:tr>
+        <w:tc>
+          <w:tcPr>
+            <w:tcW w:type="dxa" w:w="2160"/>
+          </w:tcPr>
+          <w:p>
+            <w:r/>
+            <w:r>
+              <w:rPr>
+                <w:sz w:val="19"/>
+              </w:rPr>
+              <w:t>V7.4</w:t>
+            </w:r>
+          </w:p>
+        </w:tc>
+        <w:tc>
+          <w:tcPr>
+            <w:tcW w:type="dxa" w:w="2160"/>
+          </w:tcPr>
+          <w:p>
+            <w:r/>
+            <w:r>
+              <w:rPr>
+                <w:sz w:val="19"/>
+              </w:rPr>
+              <w:t>Passage sur le domaine de l'association</w:t>
+            </w:r>
+          </w:p>
+        </w:tc>
+        <w:tc>
+          <w:tcPr>
+            <w:tcW w:type="dxa" w:w="2160"/>
+          </w:tcPr>
+          <w:p>
+            <w:r/>
+            <w:r>
+              <w:rPr>
+                <w:sz w:val="19"/>
+              </w:rPr>
+              <w:t>16 septembre</w:t>
+            </w:r>
+          </w:p>
+        </w:tc>
+        <w:tc>
+          <w:tcPr>
+            <w:tcW w:type="dxa" w:w="2160"/>
+          </w:tcPr>
+          <w:p>
+            <w:r/>
+            <w:r>
+              <w:rPr>
+                <w:sz w:val="19"/>
+              </w:rPr>
+              <w:t>V7-13 et V7-14</w:t>
+            </w:r>
+          </w:p>
+        </w:tc>
+      </w:tr>
+      <w:tr>
+        <w:tc>
+          <w:tcPr>
+            <w:tcW w:type="dxa" w:w="2160"/>
+          </w:tcPr>
+          <w:p>
+            <w:r/>
+            <w:r>
+              <w:rPr>
+                <w:sz w:val="19"/>
+              </w:rPr>
+              <w:t>V7.5</w:t>
+            </w:r>
+          </w:p>
+        </w:tc>
+        <w:tc>
+          <w:tcPr>
+            <w:tcW w:type="dxa" w:w="2160"/>
+          </w:tcPr>
+          <w:p>
+            <w:r/>
+            <w:r>
+              <w:rPr>
+                <w:sz w:val="19"/>
+              </w:rPr>
+              <w:t>Arrivée simplifiée et identité par l'e-mail</w:t>
+            </w:r>
+          </w:p>
+        </w:tc>
+        <w:tc>
+          <w:tcPr>
+            <w:tcW w:type="dxa" w:w="2160"/>
+          </w:tcPr>
+          <w:p>
+            <w:r/>
+            <w:r>
+              <w:rPr>
+                <w:sz w:val="19"/>
+              </w:rPr>
+              <w:t>18 septembre</w:t>
+            </w:r>
+          </w:p>
+        </w:tc>
+        <w:tc>
+          <w:tcPr>
+            <w:tcW w:type="dxa" w:w="2160"/>
+          </w:tcPr>
+          <w:p>
+            <w:r/>
+            <w:r>
+              <w:rPr>
+                <w:sz w:val="19"/>
+              </w:rPr>
+              <w:t>V7-15 à V7-21</w:t>
+            </w:r>
+          </w:p>
+        </w:tc>
+      </w:tr>
+      <w:tr>
+        <w:tc>
+          <w:tcPr>
+            <w:tcW w:type="dxa" w:w="2160"/>
+          </w:tcPr>
+          <w:p>
+            <w:r/>
+            <w:r>
+              <w:rPr>
+                <w:sz w:val="19"/>
+              </w:rPr>
+              <w:t>V7.6</w:t>
+            </w:r>
+          </w:p>
+        </w:tc>
+        <w:tc>
+          <w:tcPr>
+            <w:tcW w:type="dxa" w:w="2160"/>
+          </w:tcPr>
+          <w:p>
+            <w:r/>
+            <w:r>
+              <w:rPr>
+                <w:sz w:val="19"/>
+              </w:rPr>
+              <w:t>Fiabilité de la réinstallation</w:t>
+            </w:r>
+          </w:p>
+        </w:tc>
+        <w:tc>
+          <w:tcPr>
+            <w:tcW w:type="dxa" w:w="2160"/>
+          </w:tcPr>
+          <w:p>
+            <w:r/>
+            <w:r>
+              <w:rPr>
+                <w:sz w:val="19"/>
+              </w:rPr>
+              <w:t>21 septembre</w:t>
+            </w:r>
+          </w:p>
+        </w:tc>
+        <w:tc>
+          <w:tcPr>
+            <w:tcW w:type="dxa" w:w="2160"/>
+          </w:tcPr>
+          <w:p>
+            <w:r/>
+            <w:r>
+              <w:rPr>
+                <w:sz w:val="19"/>
+              </w:rPr>
+              <w:t>V7-22</w:t>
+            </w:r>
+          </w:p>
+        </w:tc>
+      </w:tr>
+    </w:tbl>
+    <w:p/>
+    <w:p>
+      <w:r>
+        <w:rPr>
+          <w:b w:val="0"/>
+          <w:i w:val="0"/>
+        </w:rPr>
+        <w:t>V7.1 · 1er et 2 septembre 2026 · livraison #22</w:t>
       </w:r>
     </w:p>
     <w:p>
@@ -1592,7 +2047,7 @@
           <w:b w:val="0"/>
           <w:i w:val="0"/>
         </w:rPr>
-        <w:t>L22-01 — Connexion par e-mail et mot de passe</w:t>
+        <w:t>V7-01ex-L22-01 — Connexion par e-mail et mot de passe</w:t>
       </w:r>
     </w:p>
     <w:p>
@@ -1602,6 +2057,15 @@
           <w:i w:val="0"/>
         </w:rPr>
         <w:t>Un mot de passe est demandé au formulaire d'accueil, à la première passation. Il ouvre ensuite l'accès à l'espace personnel depuis n'importe quel appareil, sans repasser le test. Huit caractères minimum ; la session reste ouverte sept jours, avec déconnexion disponible à tout moment.</w:t>
+      </w:r>
+    </w:p>
+    <w:p>
+      <w:r>
+        <w:rPr>
+          <w:b w:val="0"/>
+          <w:i w:val="0"/>
+        </w:rPr>
+        <w:t>Révisé en V7.5 (fiche V7-15) : le mot de passe n'est plus demandé au formulaire. Il se définit depuis l'espace personnel.</w:t>
       </w:r>
     </w:p>
     <w:p>
@@ -1622,7 +2086,7 @@
           <w:b w:val="0"/>
           <w:i w:val="0"/>
         </w:rPr>
-        <w:t>L22-02 — Récupération par code à 6 chiffres</w:t>
+        <w:t>V7-02ex-L22-02 — Récupération par code à 6 chiffres</w:t>
       </w:r>
     </w:p>
     <w:p>
@@ -1652,7 +2116,7 @@
           <w:b w:val="0"/>
           <w:i w:val="0"/>
         </w:rPr>
-        <w:t>L22-03 — Espace personnel</w:t>
+        <w:t>V7-03ex-L22-03 — Espace personnel</w:t>
       </w:r>
     </w:p>
     <w:p>
@@ -1691,7 +2155,7 @@
           <w:b w:val="0"/>
           <w:i w:val="0"/>
         </w:rPr>
-        <w:t>L22-04 — Sortie d'un test en cours</w:t>
+        <w:t>V7-04ex-L22-04 — Sortie d'un test en cours</w:t>
       </w:r>
     </w:p>
     <w:p>
@@ -1721,7 +2185,7 @@
           <w:b w:val="0"/>
           <w:i w:val="0"/>
         </w:rPr>
-        <w:t>L22-05 — Thème « Vie Florissante »</w:t>
+        <w:t>V7-05ex-L22-05 — Thème « Vie Florissante »</w:t>
       </w:r>
     </w:p>
     <w:p>
@@ -1751,7 +2215,7 @@
           <w:b w:val="0"/>
           <w:i w:val="0"/>
         </w:rPr>
-        <w:t>L22-06 — Police de caractères servie depuis l'application</w:t>
+        <w:t>V7-06ex-L22-06 — Police de caractères servie depuis l'application</w:t>
       </w:r>
     </w:p>
     <w:p>
@@ -1790,7 +2254,7 @@
           <w:b w:val="0"/>
           <w:i w:val="0"/>
         </w:rPr>
-        <w:t>L22-07 — Protection des mots de passe et des codes</w:t>
+        <w:t>V7-07ex-L22-07 — Protection des mots de passe et des codes</w:t>
       </w:r>
     </w:p>
     <w:p>
@@ -1817,7 +2281,7 @@
           <w:b w:val="0"/>
           <w:i w:val="0"/>
         </w:rPr>
-        <w:t>Continuité · 2 septembre 2026 · livraison #23</w:t>
+        <w:t>V7.2 · 2 septembre 2026 · livraison #23</w:t>
       </w:r>
     </w:p>
     <w:p>
@@ -1851,7 +2315,7 @@
           <w:b w:val="0"/>
           <w:i w:val="0"/>
         </w:rPr>
-        <w:t>L23-01 — Maintien en éveil de la base de données</w:t>
+        <w:t>V7-08ex-L23-01 — Maintien en éveil de la base de données</w:t>
       </w:r>
     </w:p>
     <w:p>
@@ -1881,7 +2345,7 @@
           <w:b w:val="0"/>
           <w:i w:val="0"/>
         </w:rPr>
-        <w:t>L23-02 — Avertissement en cas de non-enregistrement</w:t>
+        <w:t>V7-09ex-L23-02 — Avertissement en cas de non-enregistrement</w:t>
       </w:r>
     </w:p>
     <w:p>
@@ -1917,7 +2381,7 @@
           <w:b w:val="0"/>
           <w:i w:val="0"/>
         </w:rPr>
-        <w:t>Confidentialité · 3 septembre 2026 · livraison #24</w:t>
+        <w:t>V7.3 · 3 septembre 2026 · livraison #24</w:t>
       </w:r>
     </w:p>
     <w:p>
@@ -1951,7 +2415,7 @@
           <w:b w:val="0"/>
           <w:i w:val="0"/>
         </w:rPr>
-        <w:t>L24-01 — Un test ne peut être rattaché qu'à son propre dossier</w:t>
+        <w:t>V7-10ex-L24-01 — Un test ne peut être rattaché qu'à son propre dossier</w:t>
       </w:r>
     </w:p>
     <w:p>
@@ -1992,6 +2456,15 @@
           <w:b w:val="0"/>
           <w:i w:val="0"/>
         </w:rPr>
+        <w:t>Révisé en V7.5 (fiche V7-18) : le dossier est désormais recherché par la seule adresse e-mail, le téléphone pouvant être partagé dans un foyer. Le contrôle côté serveur, lui, n'a pas bougé.</w:t>
+      </w:r>
+    </w:p>
+    <w:p>
+      <w:r>
+        <w:rPr>
+          <w:b w:val="0"/>
+          <w:i w:val="0"/>
+        </w:rPr>
         <w:t>[Correctif de sécurité] [Livré]</w:t>
       </w:r>
     </w:p>
@@ -2004,7 +2477,7 @@
           <w:b w:val="0"/>
           <w:i w:val="0"/>
         </w:rPr>
-        <w:t>L24-02 — Contrôle d'identité avant le test</w:t>
+        <w:t>V7-11ex-L24-02 — Contrôle d'identité avant le test</w:t>
       </w:r>
     </w:p>
     <w:p>
@@ -2031,6 +2504,15 @@
           <w:b w:val="0"/>
           <w:i w:val="0"/>
         </w:rPr>
+        <w:t>Révisé en V7.5 (fiche V7-15) : le formulaire ne demandant plus de mot de passe, l'écran de connexion s'interpose chaque fois que l'adresse saisie correspond à un dossier existant.</w:t>
+      </w:r>
+    </w:p>
+    <w:p>
+      <w:r>
+        <w:rPr>
+          <w:b w:val="0"/>
+          <w:i w:val="0"/>
+        </w:rPr>
         <w:t>[Livré]</w:t>
       </w:r>
     </w:p>
@@ -2043,7 +2525,7 @@
           <w:b w:val="0"/>
           <w:i w:val="0"/>
         </w:rPr>
-        <w:t>L24-03 — Deux correctifs d'affichage</w:t>
+        <w:t>V7-12ex-L24-03 — Deux correctifs d'affichage</w:t>
       </w:r>
     </w:p>
     <w:p>
@@ -2070,7 +2552,7 @@
           <w:b w:val="0"/>
           <w:i w:val="0"/>
         </w:rPr>
-        <w:t>Mise en service · 16 septembre 2026</w:t>
+        <w:t>V7.4 · 16 septembre 2026</w:t>
       </w:r>
     </w:p>
     <w:p>
@@ -2104,7 +2586,7 @@
           <w:b w:val="0"/>
           <w:i w:val="0"/>
         </w:rPr>
-        <w:t>MES-01 — Adresse publique définitive</w:t>
+        <w:t>V7-13ex-MES-01 — Adresse publique définitive</w:t>
       </w:r>
     </w:p>
     <w:p>
@@ -2150,7 +2632,7 @@
           <w:b w:val="0"/>
           <w:i w:val="0"/>
         </w:rPr>
-        <w:t>MES-02 — Envoi d'e-mails activé</w:t>
+        <w:t>V7-14ex-MES-02 — Envoi d'e-mails activé</w:t>
       </w:r>
     </w:p>
     <w:p>
@@ -2202,7 +2684,7 @@
           <w:b w:val="0"/>
           <w:i w:val="0"/>
         </w:rPr>
-        <w:t>Allègement du parcours · 18 septembre 2026 · livraisons #25 et #26</w:t>
+        <w:t>V7.5 · 18 septembre 2026 · livraisons #25 et #26</w:t>
       </w:r>
     </w:p>
     <w:p>
@@ -2236,7 +2718,7 @@
           <w:b w:val="0"/>
           <w:i w:val="0"/>
         </w:rPr>
-        <w:t>L25-01 — Plus de mot de passe au formulaire du test</w:t>
+        <w:t>V7-15ex-L25-01 — Plus de mot de passe au formulaire du test</w:t>
       </w:r>
     </w:p>
     <w:p>
@@ -2275,7 +2757,7 @@
           <w:b w:val="0"/>
           <w:i w:val="0"/>
         </w:rPr>
-        <w:t>L25-02 — Deux correctifs d'affichage signalés par les utilisateurs</w:t>
+        <w:t>V7-16ex-L25-02 — Deux correctifs d'affichage signalés par les utilisateurs</w:t>
       </w:r>
     </w:p>
     <w:p>
@@ -2305,7 +2787,7 @@
           <w:b w:val="0"/>
           <w:i w:val="0"/>
         </w:rPr>
-        <w:t>L25-03 — Demande de séance adressée à l'association</w:t>
+        <w:t>V7-17ex-L25-03 — Demande de séance adressée à l'association</w:t>
       </w:r>
     </w:p>
     <w:p>
@@ -2335,7 +2817,7 @@
           <w:b w:val="0"/>
           <w:i w:val="0"/>
         </w:rPr>
-        <w:t>L26-01 — L'adresse e-mail devient l'identité du dossier</w:t>
+        <w:t>V7-18ex-L26-01 — L'adresse e-mail devient l'identité du dossier</w:t>
       </w:r>
     </w:p>
     <w:p>
@@ -2374,7 +2856,7 @@
           <w:b w:val="0"/>
           <w:i w:val="0"/>
         </w:rPr>
-        <w:t>L26-02 — Rappel automatique à un mois</w:t>
+        <w:t>V7-19ex-L26-02 — Rappel automatique à un mois</w:t>
       </w:r>
     </w:p>
     <w:p>
@@ -2404,7 +2886,7 @@
           <w:b w:val="0"/>
           <w:i w:val="0"/>
         </w:rPr>
-        <w:t>L26-03 — Ordre d'écriture revu pour ne plus perdre une passation</w:t>
+        <w:t>V7-20ex-L26-03 — Ordre d'écriture revu pour ne plus perdre une passation</w:t>
       </w:r>
     </w:p>
     <w:p>
@@ -2434,7 +2916,7 @@
           <w:b w:val="0"/>
           <w:i w:val="0"/>
         </w:rPr>
-        <w:t>L26-04 — Migration de base 006</w:t>
+        <w:t>V7-21ex-L26-04 — Migration de base 006</w:t>
       </w:r>
     </w:p>
     <w:p>
@@ -2461,7 +2943,7 @@
           <w:b w:val="0"/>
           <w:i w:val="0"/>
         </w:rPr>
-        <w:t>Maintenance · 21 septembre 2026 · livraison #27</w:t>
+        <w:t>V7.6 · 21 septembre 2026 · livraison #27</w:t>
       </w:r>
     </w:p>
     <w:p>
@@ -2495,7 +2977,7 @@
           <w:b w:val="0"/>
           <w:i w:val="0"/>
         </w:rPr>
-        <w:t>L27-01 — Schéma d'installation réaligné</w:t>
+        <w:t>V7-22ex-L27-01 — Schéma d'installation réaligné</w:t>
       </w:r>
     </w:p>
     <w:p>
@@ -3053,10 +3535,65 @@
     <w:p>
       <w:r>
         <w:rPr>
+          <w:b/>
+          <w:i w:val="0"/>
+        </w:rPr>
+        <w:t>Aucune version 4 n'a été produite.</w:t>
+      </w:r>
+      <w:r>
+        <w:rPr>
           <w:b w:val="0"/>
           <w:i w:val="0"/>
         </w:rPr>
-        <w:t>Aucune version 4 n'a été produite. La numérotation passe de la V3.1 (13 août) à la V5 (19 août) : la période intermédiaire a été consacrée à l'outillage de l'administration, livré en huit lots successifs sans libellé de version. Ce saut est intentionnel et ne correspond à aucune livraison manquante.</w:t>
+        <w:t xml:space="preserve"> La numérotation passe de la V3.1 (13 août) à la V5 (19 août) : la période intermédiaire a été consacrée à l'outillage de l'administration, livré en huit lots successifs sans libellé de version. Ce saut est intentionnel et ne correspond à aucune livraison manquante.</w:t>
+      </w:r>
+    </w:p>
+    <w:p>
+      <w:r>
+        <w:rPr>
+          <w:b/>
+          <w:i w:val="0"/>
+        </w:rPr>
+        <w:t>La V7 rassemble six livraisons.</w:t>
+      </w:r>
+      <w:r>
+        <w:rPr>
+          <w:b w:val="0"/>
+          <w:i w:val="0"/>
+        </w:rPr>
+        <w:t xml:space="preserve"> Tout ce qui suit la V6 formait une même étape de maturité, mais était arrivé par lots successifs étalés sur trois semaines. Ces lots sont devenus les sous-parties V7.1 à V7.6, et leurs fiches ont été renumérotées en V7-01 à V7-22, dans l'ordre chronologique.</w:t>
+      </w:r>
+    </w:p>
+    <w:p>
+      <w:r>
+        <w:rPr>
+          <w:b/>
+          <w:i w:val="0"/>
+        </w:rPr>
+        <w:t>Les références antérieures restent lisibles.</w:t>
+      </w:r>
+      <w:r>
+        <w:rPr>
+          <w:b w:val="0"/>
+          <w:i w:val="0"/>
+        </w:rPr>
+        <w:t xml:space="preserve"> Chaque fiche porte son ancien code sous le nouveau (</w:t>
+      </w:r>
+      <w:r>
+        <w:rPr>
+          <w:rFonts w:ascii="Consolas" w:hAnsi="Consolas"/>
+          <w:b w:val="0"/>
+          <w:i w:val="0"/>
+          <w:sz w:val="19"/>
+        </w:rPr>
+        <w:t>ex-L22-01</w:t>
+      </w:r>
+      <w:r>
+        <w:rPr>
+          <w:b w:val="0"/>
+          <w:i w:val="0"/>
+        </w:rPr>
+        <w:t>), de sorte qu'une citation faite avant cette réorganisation reste retrouvable. Les fiches des versions V1 à V6 n'ont pas bougé.</w:t>
       </w:r>
     </w:p>
     <w:p>
@@ -3908,7 +4445,7 @@
               <w:rPr>
                 <w:sz w:val="19"/>
               </w:rPr>
-              <w:t>Comptes participants et identité visuelle — L22-01 à L22-07. Migrations base 004 et 005.</w:t>
+              <w:t>V7.1 — Comptes participants et identité visuelle, V7-01 à V7-07. Migrations base 004 et 005.</w:t>
             </w:r>
           </w:p>
         </w:tc>
@@ -3938,7 +4475,7 @@
               <w:rPr>
                 <w:sz w:val="19"/>
               </w:rPr>
-              <w:t>Continuité de service — L23-01 et L23-02.</w:t>
+              <w:t>V7.2 — Continuité de service, V7-08 et V7-09.</w:t>
             </w:r>
           </w:p>
         </w:tc>
@@ -3968,7 +4505,7 @@
               <w:rPr>
                 <w:sz w:val="19"/>
               </w:rPr>
-              <w:t>Confidentialité des dossiers — L24-01 à L24-03.</w:t>
+              <w:t>V7.3 — Confidentialité des dossiers, V7-10 à V7-12.</w:t>
             </w:r>
           </w:p>
         </w:tc>
@@ -3998,7 +4535,7 @@
               <w:rPr>
                 <w:sz w:val="19"/>
               </w:rPr>
-              <w:t>Mise en service sur le domaine de l'association — MES-01 et MES-02. Sans modification du code.</w:t>
+              <w:t>V7.4 — Mise en service sur le domaine de l'association, V7-13 et V7-14. Sans modification du code.</w:t>
             </w:r>
           </w:p>
         </w:tc>
@@ -4028,7 +4565,7 @@
               <w:rPr>
                 <w:sz w:val="19"/>
               </w:rPr>
-              <w:t>Allègement du parcours d'arrivée — L25-01 à L25-03.</w:t>
+              <w:t>V7.5, première partie — Allègement du parcours d'arrivée, V7-15 à V7-17.</w:t>
             </w:r>
           </w:p>
         </w:tc>
@@ -4058,7 +4595,7 @@
               <w:rPr>
                 <w:sz w:val="19"/>
               </w:rPr>
-              <w:t>Identité par l'e-mail et rappel à un mois — L26-01 à L26-04. Migration base 006.</w:t>
+              <w:t>V7.5, seconde partie — Identité par l'e-mail et rappel à un mois, V7-18 à V7-21. Migration base 006.</w:t>
             </w:r>
           </w:p>
         </w:tc>
@@ -4088,7 +4625,7 @@
               <w:rPr>
                 <w:sz w:val="19"/>
               </w:rPr>
-              <w:t>Fiabilité de la réinstallation — L27-01. Sans effet sur le produit en service.</w:t>
+              <w:t>V7.6 — Fiabilité de la réinstallation, V7-22. Sans effet sur le produit en service.</w:t>
             </w:r>
           </w:p>
         </w:tc>
@@ -4101,7 +4638,7 @@
           <w:b w:val="0"/>
           <w:i w:val="0"/>
         </w:rPr>
-        <w:t>Document de synthèse établi à partir de l'historique du dépôt et de la suite de tests automatisés. Toutes les fonctionnalités décrites sont en production, à l'exception de l'import CSV (V5-04), retiré. Les dates des livraisons sont celles de l'intégration du code, qui peuvent précéder de peu leur mise en ligne. Mis à jour le 21 septembre 2026.</w:t>
+        <w:t>Document de synthèse établi à partir de l'historique du dépôt et de la suite de tests automatisés. Toutes les fonctionnalités décrites sont en production, à l'exception de l'import CSV (V5-04), retiré. Les dates des livraisons sont celles de l'intégration du code, qui peuvent précéder de peu leur mise en ligne. Mis à jour le 23 septembre 2026 : regroupement sous la V7 de tout ce qui suit la V6.</w:t>
       </w:r>
     </w:p>
     <w:sectPr>
